--- a/mps-nivel-c/oficial/04_registros/AASP_CNJ/ATA-AASPCNJ01-001_Ata-Alinhamento-Fluxo-CNJ.docx
+++ b/mps-nivel-c/oficial/04_registros/AASP_CNJ/ATA-AASPCNJ01-001_Ata-Alinhamento-Fluxo-CNJ.docx
@@ -630,7 +630,7 @@
                 <w:i w:val="0"/>
                 <w:sz w:val="20"/>
               </w:rPr>
-              <w:t>Raony</w:t>
+              <w:t>Raony Chagas</w:t>
             </w:r>
           </w:p>
         </w:tc>
@@ -711,7 +711,7 @@
                 <w:i w:val="0"/>
                 <w:sz w:val="20"/>
               </w:rPr>
-              <w:t>Levi</w:t>
+              <w:t>Levi Santos</w:t>
             </w:r>
           </w:p>
         </w:tc>
@@ -1328,7 +1328,7 @@
                 <w:i w:val="0"/>
                 <w:sz w:val="20"/>
               </w:rPr>
-              <w:t>Raony</w:t>
+              <w:t>Raony Chagas</w:t>
             </w:r>
           </w:p>
         </w:tc>
@@ -1409,7 +1409,7 @@
                 <w:i w:val="0"/>
                 <w:sz w:val="20"/>
               </w:rPr>
-              <w:t>Raony</w:t>
+              <w:t>Raony Chagas</w:t>
             </w:r>
           </w:p>
         </w:tc>
@@ -1628,7 +1628,7 @@
                 <w:i w:val="0"/>
                 <w:sz w:val="20"/>
               </w:rPr>
-              <w:t>Raony</w:t>
+              <w:t>Raony Chagas</w:t>
             </w:r>
           </w:p>
         </w:tc>

--- a/mps-nivel-c/oficial/04_registros/AASP_CNJ/ATA-AASPCNJ01-001_Ata-Alinhamento-Fluxo-CNJ.docx
+++ b/mps-nivel-c/oficial/04_registros/AASP_CNJ/ATA-AASPCNJ01-001_Ata-Alinhamento-Fluxo-CNJ.docx
@@ -34,7 +34,7 @@
           <w:color w:val="555555"/>
           <w:sz w:val="20"/>
         </w:rPr>
-        <w:t>Time   ·   Versão Data   ·   Abraão Oliveira / time   ·   Timeware Brasil</w:t>
+        <w:t>Time   ·   Versão Data   ·   Cezar Hiraki Velazquez / time   ·   Timeware Brasil</w:t>
       </w:r>
     </w:p>
     <w:p>
@@ -394,7 +394,7 @@
                 <w:i w:val="0"/>
                 <w:sz w:val="20"/>
               </w:rPr>
-              <w:t>Abraão Oliveira</w:t>
+              <w:t>Cezar Hiraki Velazquez</w:t>
             </w:r>
           </w:p>
         </w:tc>
@@ -548,7 +548,7 @@
                 <w:i w:val="0"/>
                 <w:sz w:val="20"/>
               </w:rPr>
-              <w:t>Abraão Oliveira</w:t>
+              <w:t>Cezar Hiraki Velazquez</w:t>
             </w:r>
           </w:p>
         </w:tc>
@@ -711,7 +711,7 @@
                 <w:i w:val="0"/>
                 <w:sz w:val="20"/>
               </w:rPr>
-              <w:t>Levi Santos</w:t>
+              <w:t>Renan Kiyoshi</w:t>
             </w:r>
           </w:p>
         </w:tc>
@@ -1146,7 +1146,7 @@
                 <w:i w:val="0"/>
                 <w:sz w:val="20"/>
               </w:rPr>
-              <w:t>Abraão Oliveira / time</w:t>
+              <w:t>Cezar Hiraki Velazquez / time</w:t>
             </w:r>
           </w:p>
         </w:tc>
@@ -1227,7 +1227,7 @@
                 <w:i w:val="0"/>
                 <w:sz w:val="20"/>
               </w:rPr>
-              <w:t>Abraão Oliveira / time</w:t>
+              <w:t>Cezar Hiraki Velazquez / time</w:t>
             </w:r>
           </w:p>
         </w:tc>
@@ -1801,7 +1801,7 @@
                 <w:i w:val="0"/>
                 <w:sz w:val="20"/>
               </w:rPr>
-              <w:t>Abraão Oliveira</w:t>
+              <w:t>Cezar Hiraki Velazquez</w:t>
             </w:r>
           </w:p>
         </w:tc>
@@ -2152,7 +2152,7 @@
         <w:color w:val="555555"/>
         <w:sz w:val="16"/>
       </w:rPr>
-      <w:t>vData  ·  Abraão Oliveira / time</w:t>
+      <w:t>vData  ·  Cezar Hiraki Velazquez / time</w:t>
     </w:r>
     <w:r>
       <w:tab/>
@@ -2214,7 +2214,7 @@
         <w:color w:val="555555"/>
         <w:sz w:val="16"/>
       </w:rPr>
-      <w:t>vData  ·  Abraão Oliveira / time</w:t>
+      <w:t>vData  ·  Cezar Hiraki Velazquez / time</w:t>
     </w:r>
     <w:r>
       <w:tab/>

--- a/mps-nivel-c/oficial/04_registros/AASP_CNJ/ATA-AASPCNJ01-001_Ata-Alinhamento-Fluxo-CNJ.docx
+++ b/mps-nivel-c/oficial/04_registros/AASP_CNJ/ATA-AASPCNJ01-001_Ata-Alinhamento-Fluxo-CNJ.docx
@@ -34,7 +34,7 @@
           <w:color w:val="555555"/>
           <w:sz w:val="20"/>
         </w:rPr>
-        <w:t>Time   ·   Versão Data   ·   Cezar Hiraki Velazquez / time   ·   Timeware Brasil</w:t>
+        <w:t>Time   ·   Versão Data   ·   Cézar Hiraki Velázquez / time   ·   Timeware Brasil</w:t>
       </w:r>
     </w:p>
     <w:p>
@@ -394,7 +394,7 @@
                 <w:i w:val="0"/>
                 <w:sz w:val="20"/>
               </w:rPr>
-              <w:t>Cezar Hiraki Velazquez</w:t>
+              <w:t>Cézar Hiraki Velázquez</w:t>
             </w:r>
           </w:p>
         </w:tc>
@@ -548,7 +548,7 @@
                 <w:i w:val="0"/>
                 <w:sz w:val="20"/>
               </w:rPr>
-              <w:t>Cezar Hiraki Velazquez</w:t>
+              <w:t>Cézar Hiraki Velázquez</w:t>
             </w:r>
           </w:p>
         </w:tc>
@@ -711,7 +711,7 @@
                 <w:i w:val="0"/>
                 <w:sz w:val="20"/>
               </w:rPr>
-              <w:t>Renan Kiyoshi</w:t>
+              <w:t>Mateus Veloso</w:t>
             </w:r>
           </w:p>
         </w:tc>
@@ -1146,7 +1146,7 @@
                 <w:i w:val="0"/>
                 <w:sz w:val="20"/>
               </w:rPr>
-              <w:t>Cezar Hiraki Velazquez / time</w:t>
+              <w:t>Cézar Hiraki Velázquez / time</w:t>
             </w:r>
           </w:p>
         </w:tc>
@@ -1227,7 +1227,7 @@
                 <w:i w:val="0"/>
                 <w:sz w:val="20"/>
               </w:rPr>
-              <w:t>Cezar Hiraki Velazquez / time</w:t>
+              <w:t>Cézar Hiraki Velázquez / time</w:t>
             </w:r>
           </w:p>
         </w:tc>
@@ -1801,7 +1801,7 @@
                 <w:i w:val="0"/>
                 <w:sz w:val="20"/>
               </w:rPr>
-              <w:t>Cezar Hiraki Velazquez</w:t>
+              <w:t>Cézar Hiraki Velázquez</w:t>
             </w:r>
           </w:p>
         </w:tc>

--- a/mps-nivel-c/oficial/04_registros/AASP_CNJ/ATA-AASPCNJ01-001_Ata-Alinhamento-Fluxo-CNJ.docx
+++ b/mps-nivel-c/oficial/04_registros/AASP_CNJ/ATA-AASPCNJ01-001_Ata-Alinhamento-Fluxo-CNJ.docx
@@ -34,7 +34,7 @@
           <w:color w:val="555555"/>
           <w:sz w:val="20"/>
         </w:rPr>
-        <w:t>Time   ·   Versão Data   ·   Cézar Hiraki Velázquez / time   ·   Timeware Brasil</w:t>
+        <w:t>ATA-AASPCNJ01-001   ·   Versão 1.0   ·   11/06/2026   ·   Timeware Brasil</w:t>
       </w:r>
     </w:p>
     <w:p>

--- a/mps-nivel-c/oficial/04_registros/AASP_CNJ/ATA-AASPCNJ01-001_Ata-Alinhamento-Fluxo-CNJ.docx
+++ b/mps-nivel-c/oficial/04_registros/AASP_CNJ/ATA-AASPCNJ01-001_Ata-Alinhamento-Fluxo-CNJ.docx
@@ -34,7 +34,7 @@
           <w:color w:val="555555"/>
           <w:sz w:val="20"/>
         </w:rPr>
-        <w:t>Time   ·   Versão Data   ·   Abraão Oliveira / time   ·   Timeware Brasil</w:t>
+        <w:t>ATA-AASPCNJ01-001   ·   Versão 1.0   ·   11/06/2026   ·   Timeware Brasil</w:t>
       </w:r>
     </w:p>
     <w:p>
@@ -394,7 +394,7 @@
                 <w:i w:val="0"/>
                 <w:sz w:val="20"/>
               </w:rPr>
-              <w:t>Abraão Oliveira</w:t>
+              <w:t>Cézar Hiraki Velázquez</w:t>
             </w:r>
           </w:p>
         </w:tc>
@@ -548,7 +548,7 @@
                 <w:i w:val="0"/>
                 <w:sz w:val="20"/>
               </w:rPr>
-              <w:t>Abraão Oliveira</w:t>
+              <w:t>Cézar Hiraki Velázquez</w:t>
             </w:r>
           </w:p>
         </w:tc>
@@ -711,7 +711,7 @@
                 <w:i w:val="0"/>
                 <w:sz w:val="20"/>
               </w:rPr>
-              <w:t>Levi Santos</w:t>
+              <w:t>Mateus Veloso</w:t>
             </w:r>
           </w:p>
         </w:tc>
@@ -1146,7 +1146,7 @@
                 <w:i w:val="0"/>
                 <w:sz w:val="20"/>
               </w:rPr>
-              <w:t>Abraão Oliveira / time</w:t>
+              <w:t>Cézar Hiraki Velázquez / time</w:t>
             </w:r>
           </w:p>
         </w:tc>
@@ -1227,7 +1227,7 @@
                 <w:i w:val="0"/>
                 <w:sz w:val="20"/>
               </w:rPr>
-              <w:t>Abraão Oliveira / time</w:t>
+              <w:t>Cézar Hiraki Velázquez / time</w:t>
             </w:r>
           </w:p>
         </w:tc>
@@ -1801,7 +1801,7 @@
                 <w:i w:val="0"/>
                 <w:sz w:val="20"/>
               </w:rPr>
-              <w:t>Abraão Oliveira</w:t>
+              <w:t>Cézar Hiraki Velázquez</w:t>
             </w:r>
           </w:p>
         </w:tc>
@@ -2152,7 +2152,7 @@
         <w:color w:val="555555"/>
         <w:sz w:val="16"/>
       </w:rPr>
-      <w:t>vData  ·  Abraão Oliveira / time</w:t>
+      <w:t>vData  ·  Cezar Hiraki Velazquez / time</w:t>
     </w:r>
     <w:r>
       <w:tab/>
@@ -2214,7 +2214,7 @@
         <w:color w:val="555555"/>
         <w:sz w:val="16"/>
       </w:rPr>
-      <w:t>vData  ·  Abraão Oliveira / time</w:t>
+      <w:t>vData  ·  Cezar Hiraki Velazquez / time</w:t>
     </w:r>
     <w:r>
       <w:tab/>

--- a/mps-nivel-c/oficial/04_registros/AASP_CNJ/ATA-AASPCNJ01-001_Ata-Alinhamento-Fluxo-CNJ.docx
+++ b/mps-nivel-c/oficial/04_registros/AASP_CNJ/ATA-AASPCNJ01-001_Ata-Alinhamento-Fluxo-CNJ.docx
@@ -574,7 +574,7 @@
                 <w:i w:val="0"/>
                 <w:sz w:val="20"/>
               </w:rPr>
-              <w:t>Gerente de Projeto / Tech Lead</w:t>
+              <w:t>Tech Lead / DevOps / Arquiteto</w:t>
             </w:r>
           </w:p>
         </w:tc>
@@ -936,7 +936,7 @@
           <w:i w:val="0"/>
           <w:sz w:val="22"/>
         </w:rPr>
-        <w:t xml:space="preserve">O Gerente de Projeto apresentou o fluxo completo da nova arquitetura: funcionamento da API DataJud, lógica de roteamento por </w:t>
+        <w:t xml:space="preserve">O Tech Lead apresentou o fluxo completo da nova arquitetura: funcionamento da API DataJud, lógica de roteamento por </w:t>
       </w:r>
       <w:r>
         <w:rPr>

--- a/mps-nivel-c/oficial/04_registros/AASP_CNJ/ATA-AASPCNJ01-001_Ata-Alinhamento-Fluxo-CNJ.docx
+++ b/mps-nivel-c/oficial/04_registros/AASP_CNJ/ATA-AASPCNJ01-001_Ata-Alinhamento-Fluxo-CNJ.docx
@@ -2057,7 +2057,7 @@
                 <w:i w:val="0"/>
                 <w:sz w:val="20"/>
               </w:rPr>
-              <w:t>11/06/2026</w:t>
+              <w:t>07/04/2026</w:t>
             </w:r>
           </w:p>
         </w:tc>
@@ -2082,7 +2082,7 @@
                 <w:i w:val="0"/>
                 <w:sz w:val="20"/>
               </w:rPr>
-              <w:t>Time de Melhoria Contínua</w:t>
+              <w:t>Cézar Hiraki Velázquez (Tech Lead)</w:t>
             </w:r>
           </w:p>
         </w:tc>
@@ -2107,7 +2107,7 @@
                 <w:i w:val="0"/>
                 <w:sz w:val="20"/>
               </w:rPr>
-              <w:t>Ata do alinhamento de 07/04/2026 reconstituída a partir do Registro de Projeto AASP_CNJ v1.0 (08/06/2026).</w:t>
+              <w:t>Ata do alinhamento técnico do fluxo de captura API CNJ.</w:t>
             </w:r>
           </w:p>
         </w:tc>

--- a/mps-nivel-c/oficial/04_registros/AASP_CNJ/ATA-AASPCNJ01-001_Ata-Alinhamento-Fluxo-CNJ.docx
+++ b/mps-nivel-c/oficial/04_registros/AASP_CNJ/ATA-AASPCNJ01-001_Ata-Alinhamento-Fluxo-CNJ.docx
@@ -2057,7 +2057,7 @@
                 <w:i w:val="0"/>
                 <w:sz w:val="20"/>
               </w:rPr>
-              <w:t>11/06/2026</w:t>
+              <w:t>07/04/2026</w:t>
             </w:r>
           </w:p>
         </w:tc>
@@ -2082,7 +2082,7 @@
                 <w:i w:val="0"/>
                 <w:sz w:val="20"/>
               </w:rPr>
-              <w:t>Time de Melhoria Contínua</w:t>
+              <w:t>Gerente de Projeto</w:t>
             </w:r>
           </w:p>
         </w:tc>

--- a/mps-nivel-c/oficial/04_registros/AASP_CNJ/ATA-AASPCNJ01-001_Ata-Alinhamento-Fluxo-CNJ.docx
+++ b/mps-nivel-c/oficial/04_registros/AASP_CNJ/ATA-AASPCNJ01-001_Ata-Alinhamento-Fluxo-CNJ.docx
@@ -34,7 +34,7 @@
           <w:color w:val="555555"/>
           <w:sz w:val="20"/>
         </w:rPr>
-        <w:t>ATA-AASPCNJ01-001   ·   Versão 1.0   ·   11/06/2026   ·   Timeware Brasil</w:t>
+        <w:t>ATA-AASPCNJ01-001   ·   Versão 1.0   ·   07/04/2026   ·   Timeware Brasil</w:t>
       </w:r>
     </w:p>
     <w:p>
@@ -2107,7 +2107,7 @@
                 <w:i w:val="0"/>
                 <w:sz w:val="20"/>
               </w:rPr>
-              <w:t>Ata do alinhamento de 07/04/2026 reconstituída a partir do Registro de Projeto AASP_CNJ v1.0 (08/06/2026).</w:t>
+              <w:t>Ata do alinhamento de 07/04/2026 reconstituída a partir do Registro de Projeto AASP_CNJ v1.0.</w:t>
             </w:r>
           </w:p>
         </w:tc>
